--- a/255200008-CAL-P4.docx
+++ b/255200008-CAL-P4.docx
@@ -3575,6 +3575,9 @@
         <w:keepLines w:val="0"/>
         <w:pageBreakBefore w:val="0"/>
         <w:widowControl/>
+        <w:numPr>
+          <w:numId w:val="7"/>
+        </w:numPr>
         <w:kinsoku/>
         <w:wordWrap/>
         <w:overflowPunct/>
@@ -3608,6 +3611,9 @@
         <w:keepLines w:val="0"/>
         <w:pageBreakBefore w:val="0"/>
         <w:widowControl/>
+        <w:numPr>
+          <w:numId w:val="7"/>
+        </w:numPr>
         <w:kinsoku/>
         <w:wordWrap/>
         <w:overflowPunct/>
@@ -3641,6 +3647,9 @@
         <w:keepLines w:val="0"/>
         <w:pageBreakBefore w:val="0"/>
         <w:widowControl/>
+        <w:numPr>
+          <w:numId w:val="7"/>
+        </w:numPr>
         <w:kinsoku/>
         <w:wordWrap/>
         <w:overflowPunct/>
@@ -3674,6 +3683,9 @@
         <w:keepLines w:val="0"/>
         <w:pageBreakBefore w:val="0"/>
         <w:widowControl/>
+        <w:numPr>
+          <w:numId w:val="4"/>
+        </w:numPr>
         <w:kinsoku/>
         <w:wordWrap/>
         <w:overflowPunct/>
@@ -3707,6 +3719,9 @@
         <w:keepLines w:val="0"/>
         <w:pageBreakBefore w:val="0"/>
         <w:widowControl/>
+        <w:numPr>
+          <w:numId w:val="4"/>
+        </w:numPr>
         <w:kinsoku/>
         <w:wordWrap/>
         <w:overflowPunct/>
@@ -3740,6 +3755,9 @@
         <w:keepLines w:val="0"/>
         <w:pageBreakBefore w:val="0"/>
         <w:widowControl/>
+        <w:numPr>
+          <w:numId w:val="4"/>
+        </w:numPr>
         <w:kinsoku/>
         <w:wordWrap/>
         <w:overflowPunct/>
@@ -3773,6 +3791,9 @@
         <w:keepLines w:val="0"/>
         <w:pageBreakBefore w:val="0"/>
         <w:widowControl/>
+        <w:numPr>
+          <w:numId w:val="4"/>
+        </w:numPr>
         <w:kinsoku/>
         <w:wordWrap/>
         <w:overflowPunct/>
@@ -4864,12 +4885,6 @@
             <w:insideH w:val="single" w:color="auto" w:sz="4" w:space="0"/>
             <w:insideV w:val="single" w:color="auto" w:sz="4" w:space="0"/>
           </w:tblBorders>
-          <w:tblCellMar>
-            <w:top w:w="0" w:type="dxa"/>
-            <w:left w:w="108" w:type="dxa"/>
-            <w:bottom w:w="0" w:type="dxa"/>
-            <w:right w:w="108" w:type="dxa"/>
-          </w:tblCellMar>
         </w:tblPrEx>
         <w:trPr>
           <w:jc w:val="center"/>
@@ -6891,6 +6906,9 @@
         <w:keepLines w:val="0"/>
         <w:pageBreakBefore w:val="0"/>
         <w:widowControl/>
+        <w:numPr>
+          <w:numId w:val="8"/>
+        </w:numPr>
         <w:kinsoku/>
         <w:wordWrap/>
         <w:overflowPunct/>
@@ -6924,6 +6942,9 @@
         <w:keepLines w:val="0"/>
         <w:pageBreakBefore w:val="0"/>
         <w:widowControl/>
+        <w:numPr>
+          <w:numId w:val="8"/>
+        </w:numPr>
         <w:kinsoku/>
         <w:wordWrap/>
         <w:overflowPunct/>
@@ -6957,6 +6978,9 @@
         <w:keepLines w:val="0"/>
         <w:pageBreakBefore w:val="0"/>
         <w:widowControl/>
+        <w:numPr>
+          <w:numId w:val="8"/>
+        </w:numPr>
         <w:kinsoku/>
         <w:wordWrap/>
         <w:overflowPunct/>
@@ -6990,6 +7014,9 @@
         <w:keepLines w:val="0"/>
         <w:pageBreakBefore w:val="0"/>
         <w:widowControl/>
+        <w:numPr>
+          <w:numId w:val="8"/>
+        </w:numPr>
         <w:kinsoku/>
         <w:wordWrap/>
         <w:overflowPunct/>
@@ -7023,6 +7050,9 @@
         <w:keepLines w:val="0"/>
         <w:pageBreakBefore w:val="0"/>
         <w:widowControl/>
+        <w:numPr>
+          <w:numId w:val="8"/>
+        </w:numPr>
         <w:kinsoku/>
         <w:wordWrap/>
         <w:overflowPunct/>
@@ -7056,6 +7086,9 @@
         <w:keepLines w:val="0"/>
         <w:pageBreakBefore w:val="0"/>
         <w:widowControl/>
+        <w:numPr>
+          <w:numId w:val="8"/>
+        </w:numPr>
         <w:kinsoku/>
         <w:wordWrap/>
         <w:overflowPunct/>
@@ -7089,6 +7122,9 @@
         <w:keepLines w:val="0"/>
         <w:pageBreakBefore w:val="0"/>
         <w:widowControl/>
+        <w:numPr>
+          <w:numId w:val="8"/>
+        </w:numPr>
         <w:kinsoku/>
         <w:wordWrap/>
         <w:overflowPunct/>
@@ -8423,7 +8459,24 @@
                 <w:sz w:val="24"/>
                 <w:szCs w:val="24"/>
               </w:rPr>
-              <w:t>120</w:t>
+              <w:t>1</w:t>
+            </w:r>
+            <w:r>
+              <w:rPr>
+                <w:rFonts w:hint="default" w:cs="Times New Roman"/>
+                <w:sz w:val="24"/>
+                <w:szCs w:val="24"/>
+                <w:lang w:val="en-IN"/>
+              </w:rPr>
+              <w:t>1</w:t>
+            </w:r>
+            <w:r>
+              <w:rPr>
+                <w:rFonts w:hint="default" w:ascii="Times New Roman" w:hAnsi="Times New Roman" w:cs="Times New Roman"/>
+                <w:sz w:val="24"/>
+                <w:szCs w:val="24"/>
+              </w:rPr>
+              <w:t>0</w:t>
             </w:r>
           </w:p>
         </w:tc>
@@ -9246,8 +9299,6 @@
           <w:szCs w:val="24"/>
         </w:rPr>
       </w:pPr>
-      <w:bookmarkStart w:id="0" w:name="_GoBack"/>
-      <w:bookmarkEnd w:id="0"/>
       <w:r>
         <w:rPr>
           <w:rFonts w:hint="default" w:ascii="Times New Roman" w:hAnsi="Times New Roman" w:cs="Times New Roman"/>
@@ -9651,6 +9702,9 @@
         <w:keepLines w:val="0"/>
         <w:pageBreakBefore w:val="0"/>
         <w:widowControl/>
+        <w:numPr>
+          <w:numId w:val="8"/>
+        </w:numPr>
         <w:kinsoku/>
         <w:wordWrap/>
         <w:overflowPunct/>
@@ -9684,6 +9738,9 @@
         <w:keepLines w:val="0"/>
         <w:pageBreakBefore w:val="0"/>
         <w:widowControl/>
+        <w:numPr>
+          <w:numId w:val="8"/>
+        </w:numPr>
         <w:kinsoku/>
         <w:wordWrap/>
         <w:overflowPunct/>
@@ -9717,6 +9774,9 @@
         <w:keepLines w:val="0"/>
         <w:pageBreakBefore w:val="0"/>
         <w:widowControl/>
+        <w:numPr>
+          <w:numId w:val="8"/>
+        </w:numPr>
         <w:kinsoku/>
         <w:wordWrap/>
         <w:overflowPunct/>
@@ -9750,6 +9810,9 @@
         <w:keepLines w:val="0"/>
         <w:pageBreakBefore w:val="0"/>
         <w:widowControl/>
+        <w:numPr>
+          <w:numId w:val="8"/>
+        </w:numPr>
         <w:kinsoku/>
         <w:wordWrap/>
         <w:overflowPunct/>
@@ -9783,6 +9846,9 @@
         <w:keepLines w:val="0"/>
         <w:pageBreakBefore w:val="0"/>
         <w:widowControl/>
+        <w:numPr>
+          <w:numId w:val="8"/>
+        </w:numPr>
         <w:kinsoku/>
         <w:wordWrap/>
         <w:overflowPunct/>
@@ -9816,6 +9882,9 @@
         <w:keepLines w:val="0"/>
         <w:pageBreakBefore w:val="0"/>
         <w:widowControl/>
+        <w:numPr>
+          <w:numId w:val="8"/>
+        </w:numPr>
         <w:kinsoku/>
         <w:wordWrap/>
         <w:overflowPunct/>
@@ -9849,6 +9918,9 @@
         <w:keepLines w:val="0"/>
         <w:pageBreakBefore w:val="0"/>
         <w:widowControl/>
+        <w:numPr>
+          <w:numId w:val="8"/>
+        </w:numPr>
         <w:kinsoku/>
         <w:wordWrap/>
         <w:overflowPunct/>
@@ -12090,6 +12162,9 @@
         <w:keepLines w:val="0"/>
         <w:pageBreakBefore w:val="0"/>
         <w:widowControl/>
+        <w:numPr>
+          <w:numId w:val="8"/>
+        </w:numPr>
         <w:kinsoku/>
         <w:wordWrap/>
         <w:overflowPunct/>
@@ -12123,6 +12198,9 @@
         <w:keepLines w:val="0"/>
         <w:pageBreakBefore w:val="0"/>
         <w:widowControl/>
+        <w:numPr>
+          <w:numId w:val="8"/>
+        </w:numPr>
         <w:kinsoku/>
         <w:wordWrap/>
         <w:overflowPunct/>
@@ -12156,6 +12234,9 @@
         <w:keepLines w:val="0"/>
         <w:pageBreakBefore w:val="0"/>
         <w:widowControl/>
+        <w:numPr>
+          <w:numId w:val="8"/>
+        </w:numPr>
         <w:kinsoku/>
         <w:wordWrap/>
         <w:overflowPunct/>
@@ -12189,6 +12270,9 @@
         <w:keepLines w:val="0"/>
         <w:pageBreakBefore w:val="0"/>
         <w:widowControl/>
+        <w:numPr>
+          <w:numId w:val="8"/>
+        </w:numPr>
         <w:kinsoku/>
         <w:wordWrap/>
         <w:overflowPunct/>
@@ -12222,6 +12306,9 @@
         <w:keepLines w:val="0"/>
         <w:pageBreakBefore w:val="0"/>
         <w:widowControl/>
+        <w:numPr>
+          <w:numId w:val="8"/>
+        </w:numPr>
         <w:kinsoku/>
         <w:wordWrap/>
         <w:overflowPunct/>
@@ -12255,6 +12342,9 @@
         <w:keepLines w:val="0"/>
         <w:pageBreakBefore w:val="0"/>
         <w:widowControl/>
+        <w:numPr>
+          <w:numId w:val="8"/>
+        </w:numPr>
         <w:kinsoku/>
         <w:wordWrap/>
         <w:overflowPunct/>
@@ -12288,6 +12378,9 @@
         <w:keepLines w:val="0"/>
         <w:pageBreakBefore w:val="0"/>
         <w:widowControl/>
+        <w:numPr>
+          <w:numId w:val="8"/>
+        </w:numPr>
         <w:kinsoku/>
         <w:wordWrap/>
         <w:overflowPunct/>
@@ -12321,6 +12414,9 @@
         <w:keepLines w:val="0"/>
         <w:pageBreakBefore w:val="0"/>
         <w:widowControl/>
+        <w:numPr>
+          <w:numId w:val="8"/>
+        </w:numPr>
         <w:kinsoku/>
         <w:wordWrap/>
         <w:overflowPunct/>
@@ -12354,6 +12450,9 @@
         <w:keepLines w:val="0"/>
         <w:pageBreakBefore w:val="0"/>
         <w:widowControl/>
+        <w:numPr>
+          <w:numId w:val="8"/>
+        </w:numPr>
         <w:kinsoku/>
         <w:wordWrap/>
         <w:overflowPunct/>
@@ -12453,6 +12552,8 @@
         </w:rPr>
         <w:br w:type="textWrapping"/>
       </w:r>
+      <w:bookmarkStart w:id="0" w:name="_GoBack"/>
+      <w:bookmarkEnd w:id="0"/>
       <w:r>
         <w:rPr>
           <w:rFonts w:hint="default" w:ascii="Times New Roman" w:hAnsi="Times New Roman" w:cs="Times New Roman"/>
@@ -15117,6 +15218,18 @@
   <w:num w:numId="6">
     <w:abstractNumId w:val="0"/>
   </w:num>
+  <w:num w:numId="7">
+    <w:abstractNumId w:val="4"/>
+    <w:lvlOverride w:ilvl="0">
+      <w:startOverride w:val="1"/>
+    </w:lvlOverride>
+  </w:num>
+  <w:num w:numId="8">
+    <w:abstractNumId w:val="4"/>
+    <w:lvlOverride w:ilvl="0">
+      <w:startOverride w:val="1"/>
+    </w:lvlOverride>
+  </w:num>
 </w:numbering>
 </file>
 
@@ -15178,15 +15291,15 @@
     <w:lsdException w:uiPriority="99" w:name="table of authorities"/>
     <w:lsdException w:uiPriority="99" w:semiHidden="0" w:name="macro"/>
     <w:lsdException w:uiPriority="99" w:name="toa heading"/>
-    <w:lsdException w:uiPriority="99" w:semiHidden="0" w:name="List"/>
-    <w:lsdException w:uiPriority="99" w:semiHidden="0" w:name="List Bullet"/>
+    <w:lsdException w:qFormat="1" w:uiPriority="99" w:semiHidden="0" w:name="List"/>
+    <w:lsdException w:qFormat="1" w:uiPriority="99" w:semiHidden="0" w:name="List Bullet"/>
     <w:lsdException w:uiPriority="99" w:semiHidden="0" w:name="List Number"/>
-    <w:lsdException w:uiPriority="99" w:semiHidden="0" w:name="List 2"/>
-    <w:lsdException w:uiPriority="99" w:semiHidden="0" w:name="List 3"/>
+    <w:lsdException w:qFormat="1" w:uiPriority="99" w:semiHidden="0" w:name="List 2"/>
+    <w:lsdException w:qFormat="1" w:uiPriority="99" w:semiHidden="0" w:name="List 3"/>
     <w:lsdException w:uiPriority="99" w:name="List 4"/>
     <w:lsdException w:uiPriority="99" w:name="List 5"/>
-    <w:lsdException w:uiPriority="99" w:semiHidden="0" w:name="List Bullet 2"/>
-    <w:lsdException w:uiPriority="99" w:semiHidden="0" w:name="List Bullet 3"/>
+    <w:lsdException w:qFormat="1" w:uiPriority="99" w:semiHidden="0" w:name="List Bullet 2"/>
+    <w:lsdException w:qFormat="1" w:uiPriority="99" w:semiHidden="0" w:name="List Bullet 3"/>
     <w:lsdException w:uiPriority="99" w:name="List Bullet 4"/>
     <w:lsdException w:uiPriority="99" w:name="List Bullet 5"/>
     <w:lsdException w:uiPriority="99" w:semiHidden="0" w:name="List Number 2"/>
@@ -15197,7 +15310,7 @@
     <w:lsdException w:uiPriority="99" w:name="Closing"/>
     <w:lsdException w:uiPriority="99" w:name="Signature"/>
     <w:lsdException w:qFormat="1" w:uiPriority="1" w:name="Default Paragraph Font"/>
-    <w:lsdException w:uiPriority="99" w:semiHidden="0" w:name="Body Text"/>
+    <w:lsdException w:qFormat="1" w:uiPriority="99" w:semiHidden="0" w:name="Body Text"/>
     <w:lsdException w:uiPriority="99" w:name="Body Text Indent"/>
     <w:lsdException w:uiPriority="99" w:semiHidden="0" w:name="List Continue"/>
     <w:lsdException w:uiPriority="99" w:semiHidden="0" w:name="List Continue 2"/>
@@ -15211,8 +15324,8 @@
     <w:lsdException w:uiPriority="99" w:name="Body Text First Indent"/>
     <w:lsdException w:uiPriority="99" w:name="Body Text First Indent 2"/>
     <w:lsdException w:uiPriority="99" w:name="Note Heading"/>
-    <w:lsdException w:uiPriority="99" w:semiHidden="0" w:name="Body Text 2"/>
-    <w:lsdException w:uiPriority="99" w:semiHidden="0" w:name="Body Text 3"/>
+    <w:lsdException w:qFormat="1" w:uiPriority="99" w:semiHidden="0" w:name="Body Text 2"/>
+    <w:lsdException w:qFormat="1" w:uiPriority="99" w:semiHidden="0" w:name="Body Text 3"/>
     <w:lsdException w:uiPriority="99" w:name="Body Text Indent 2"/>
     <w:lsdException w:uiPriority="99" w:name="Body Text Indent 3"/>
     <w:lsdException w:uiPriority="99" w:name="Block Text"/>
@@ -15286,43 +15399,43 @@
     <w:lsdException w:unhideWhenUsed="0" w:uiPriority="61" w:semiHidden="0" w:name="Light List"/>
     <w:lsdException w:unhideWhenUsed="0" w:uiPriority="62" w:semiHidden="0" w:name="Light Grid"/>
     <w:lsdException w:unhideWhenUsed="0" w:uiPriority="63" w:semiHidden="0" w:name="Medium Shading 1"/>
-    <w:lsdException w:unhideWhenUsed="0" w:uiPriority="64" w:semiHidden="0" w:name="Medium Shading 2"/>
-    <w:lsdException w:unhideWhenUsed="0" w:uiPriority="65" w:semiHidden="0" w:name="Medium List 1"/>
-    <w:lsdException w:unhideWhenUsed="0" w:uiPriority="66" w:semiHidden="0" w:name="Medium List 2"/>
-    <w:lsdException w:unhideWhenUsed="0" w:uiPriority="67" w:semiHidden="0" w:name="Medium Grid 1"/>
+    <w:lsdException w:qFormat="1" w:unhideWhenUsed="0" w:uiPriority="64" w:semiHidden="0" w:name="Medium Shading 2"/>
+    <w:lsdException w:qFormat="1" w:unhideWhenUsed="0" w:uiPriority="65" w:semiHidden="0" w:name="Medium List 1"/>
+    <w:lsdException w:qFormat="1" w:unhideWhenUsed="0" w:uiPriority="66" w:semiHidden="0" w:name="Medium List 2"/>
+    <w:lsdException w:qFormat="1" w:unhideWhenUsed="0" w:uiPriority="67" w:semiHidden="0" w:name="Medium Grid 1"/>
     <w:lsdException w:unhideWhenUsed="0" w:uiPriority="68" w:semiHidden="0" w:name="Medium Grid 2"/>
-    <w:lsdException w:unhideWhenUsed="0" w:uiPriority="69" w:semiHidden="0" w:name="Medium Grid 3"/>
-    <w:lsdException w:unhideWhenUsed="0" w:uiPriority="70" w:semiHidden="0" w:name="Dark List"/>
-    <w:lsdException w:unhideWhenUsed="0" w:uiPriority="71" w:semiHidden="0" w:name="Colorful Shading"/>
+    <w:lsdException w:qFormat="1" w:unhideWhenUsed="0" w:uiPriority="69" w:semiHidden="0" w:name="Medium Grid 3"/>
+    <w:lsdException w:qFormat="1" w:unhideWhenUsed="0" w:uiPriority="70" w:semiHidden="0" w:name="Dark List"/>
+    <w:lsdException w:qFormat="1" w:unhideWhenUsed="0" w:uiPriority="71" w:semiHidden="0" w:name="Colorful Shading"/>
     <w:lsdException w:unhideWhenUsed="0" w:uiPriority="72" w:semiHidden="0" w:name="Colorful List"/>
     <w:lsdException w:unhideWhenUsed="0" w:uiPriority="73" w:semiHidden="0" w:name="Colorful Grid"/>
     <w:lsdException w:unhideWhenUsed="0" w:uiPriority="60" w:semiHidden="0" w:name="Light Shading Accent 1"/>
     <w:lsdException w:unhideWhenUsed="0" w:uiPriority="61" w:semiHidden="0" w:name="Light List Accent 1"/>
-    <w:lsdException w:unhideWhenUsed="0" w:uiPriority="62" w:semiHidden="0" w:name="Light Grid Accent 1"/>
+    <w:lsdException w:qFormat="1" w:unhideWhenUsed="0" w:uiPriority="62" w:semiHidden="0" w:name="Light Grid Accent 1"/>
     <w:lsdException w:unhideWhenUsed="0" w:uiPriority="63" w:semiHidden="0" w:name="Medium Shading 1 Accent 1"/>
-    <w:lsdException w:unhideWhenUsed="0" w:uiPriority="64" w:semiHidden="0" w:name="Medium Shading 2 Accent 1"/>
+    <w:lsdException w:qFormat="1" w:unhideWhenUsed="0" w:uiPriority="64" w:semiHidden="0" w:name="Medium Shading 2 Accent 1"/>
     <w:lsdException w:unhideWhenUsed="0" w:uiPriority="65" w:semiHidden="0" w:name="Medium List 1 Accent 1"/>
     <w:lsdException w:qFormat="1" w:unhideWhenUsed="0" w:uiPriority="34" w:semiHidden="0" w:name="List Paragraph"/>
     <w:lsdException w:qFormat="1" w:unhideWhenUsed="0" w:uiPriority="29" w:semiHidden="0" w:name="Quote"/>
     <w:lsdException w:qFormat="1" w:unhideWhenUsed="0" w:uiPriority="30" w:semiHidden="0" w:name="Intense Quote"/>
     <w:lsdException w:unhideWhenUsed="0" w:uiPriority="66" w:semiHidden="0" w:name="Medium List 2 Accent 1"/>
-    <w:lsdException w:unhideWhenUsed="0" w:uiPriority="67" w:semiHidden="0" w:name="Medium Grid 1 Accent 1"/>
-    <w:lsdException w:unhideWhenUsed="0" w:uiPriority="68" w:semiHidden="0" w:name="Medium Grid 2 Accent 1"/>
-    <w:lsdException w:unhideWhenUsed="0" w:uiPriority="69" w:semiHidden="0" w:name="Medium Grid 3 Accent 1"/>
-    <w:lsdException w:unhideWhenUsed="0" w:uiPriority="70" w:semiHidden="0" w:name="Dark List Accent 1"/>
+    <w:lsdException w:qFormat="1" w:unhideWhenUsed="0" w:uiPriority="67" w:semiHidden="0" w:name="Medium Grid 1 Accent 1"/>
+    <w:lsdException w:qFormat="1" w:unhideWhenUsed="0" w:uiPriority="68" w:semiHidden="0" w:name="Medium Grid 2 Accent 1"/>
+    <w:lsdException w:qFormat="1" w:unhideWhenUsed="0" w:uiPriority="69" w:semiHidden="0" w:name="Medium Grid 3 Accent 1"/>
+    <w:lsdException w:qFormat="1" w:unhideWhenUsed="0" w:uiPriority="70" w:semiHidden="0" w:name="Dark List Accent 1"/>
     <w:lsdException w:unhideWhenUsed="0" w:uiPriority="71" w:semiHidden="0" w:name="Colorful Shading Accent 1"/>
     <w:lsdException w:unhideWhenUsed="0" w:uiPriority="72" w:semiHidden="0" w:name="Colorful List Accent 1"/>
     <w:lsdException w:unhideWhenUsed="0" w:uiPriority="73" w:semiHidden="0" w:name="Colorful Grid Accent 1"/>
-    <w:lsdException w:unhideWhenUsed="0" w:uiPriority="60" w:semiHidden="0" w:name="Light Shading Accent 2"/>
+    <w:lsdException w:qFormat="1" w:unhideWhenUsed="0" w:uiPriority="60" w:semiHidden="0" w:name="Light Shading Accent 2"/>
     <w:lsdException w:unhideWhenUsed="0" w:uiPriority="61" w:semiHidden="0" w:name="Light List Accent 2"/>
-    <w:lsdException w:unhideWhenUsed="0" w:uiPriority="62" w:semiHidden="0" w:name="Light Grid Accent 2"/>
+    <w:lsdException w:qFormat="1" w:unhideWhenUsed="0" w:uiPriority="62" w:semiHidden="0" w:name="Light Grid Accent 2"/>
     <w:lsdException w:unhideWhenUsed="0" w:uiPriority="63" w:semiHidden="0" w:name="Medium Shading 1 Accent 2"/>
-    <w:lsdException w:unhideWhenUsed="0" w:uiPriority="64" w:semiHidden="0" w:name="Medium Shading 2 Accent 2"/>
+    <w:lsdException w:qFormat="1" w:unhideWhenUsed="0" w:uiPriority="64" w:semiHidden="0" w:name="Medium Shading 2 Accent 2"/>
     <w:lsdException w:unhideWhenUsed="0" w:uiPriority="65" w:semiHidden="0" w:name="Medium List 1 Accent 2"/>
     <w:lsdException w:unhideWhenUsed="0" w:uiPriority="66" w:semiHidden="0" w:name="Medium List 2 Accent 2"/>
     <w:lsdException w:unhideWhenUsed="0" w:uiPriority="67" w:semiHidden="0" w:name="Medium Grid 1 Accent 2"/>
     <w:lsdException w:unhideWhenUsed="0" w:uiPriority="68" w:semiHidden="0" w:name="Medium Grid 2 Accent 2"/>
-    <w:lsdException w:unhideWhenUsed="0" w:uiPriority="69" w:semiHidden="0" w:name="Medium Grid 3 Accent 2"/>
+    <w:lsdException w:qFormat="1" w:unhideWhenUsed="0" w:uiPriority="69" w:semiHidden="0" w:name="Medium Grid 3 Accent 2"/>
     <w:lsdException w:qFormat="1" w:unhideWhenUsed="0" w:uiPriority="70" w:semiHidden="0" w:name="Dark List Accent 2"/>
     <w:lsdException w:unhideWhenUsed="0" w:uiPriority="71" w:semiHidden="0" w:name="Colorful Shading Accent 2"/>
     <w:lsdException w:unhideWhenUsed="0" w:uiPriority="72" w:semiHidden="0" w:name="Colorful List Accent 2"/>
@@ -15330,36 +15443,36 @@
     <w:lsdException w:unhideWhenUsed="0" w:uiPriority="60" w:semiHidden="0" w:name="Light Shading Accent 3"/>
     <w:lsdException w:unhideWhenUsed="0" w:uiPriority="61" w:semiHidden="0" w:name="Light List Accent 3"/>
     <w:lsdException w:unhideWhenUsed="0" w:uiPriority="62" w:semiHidden="0" w:name="Light Grid Accent 3"/>
-    <w:lsdException w:unhideWhenUsed="0" w:uiPriority="63" w:semiHidden="0" w:name="Medium Shading 1 Accent 3"/>
-    <w:lsdException w:unhideWhenUsed="0" w:uiPriority="64" w:semiHidden="0" w:name="Medium Shading 2 Accent 3"/>
-    <w:lsdException w:unhideWhenUsed="0" w:uiPriority="65" w:semiHidden="0" w:name="Medium List 1 Accent 3"/>
-    <w:lsdException w:unhideWhenUsed="0" w:uiPriority="66" w:semiHidden="0" w:name="Medium List 2 Accent 3"/>
-    <w:lsdException w:unhideWhenUsed="0" w:uiPriority="67" w:semiHidden="0" w:name="Medium Grid 1 Accent 3"/>
-    <w:lsdException w:unhideWhenUsed="0" w:uiPriority="68" w:semiHidden="0" w:name="Medium Grid 2 Accent 3"/>
+    <w:lsdException w:qFormat="1" w:unhideWhenUsed="0" w:uiPriority="63" w:semiHidden="0" w:name="Medium Shading 1 Accent 3"/>
+    <w:lsdException w:qFormat="1" w:unhideWhenUsed="0" w:uiPriority="64" w:semiHidden="0" w:name="Medium Shading 2 Accent 3"/>
+    <w:lsdException w:qFormat="1" w:unhideWhenUsed="0" w:uiPriority="65" w:semiHidden="0" w:name="Medium List 1 Accent 3"/>
+    <w:lsdException w:qFormat="1" w:unhideWhenUsed="0" w:uiPriority="66" w:semiHidden="0" w:name="Medium List 2 Accent 3"/>
+    <w:lsdException w:qFormat="1" w:unhideWhenUsed="0" w:uiPriority="67" w:semiHidden="0" w:name="Medium Grid 1 Accent 3"/>
+    <w:lsdException w:qFormat="1" w:unhideWhenUsed="0" w:uiPriority="68" w:semiHidden="0" w:name="Medium Grid 2 Accent 3"/>
     <w:lsdException w:unhideWhenUsed="0" w:uiPriority="69" w:semiHidden="0" w:name="Medium Grid 3 Accent 3"/>
-    <w:lsdException w:unhideWhenUsed="0" w:uiPriority="70" w:semiHidden="0" w:name="Dark List Accent 3"/>
+    <w:lsdException w:qFormat="1" w:unhideWhenUsed="0" w:uiPriority="70" w:semiHidden="0" w:name="Dark List Accent 3"/>
     <w:lsdException w:unhideWhenUsed="0" w:uiPriority="71" w:semiHidden="0" w:name="Colorful Shading Accent 3"/>
     <w:lsdException w:unhideWhenUsed="0" w:uiPriority="72" w:semiHidden="0" w:name="Colorful List Accent 3"/>
     <w:lsdException w:unhideWhenUsed="0" w:uiPriority="73" w:semiHidden="0" w:name="Colorful Grid Accent 3"/>
     <w:lsdException w:unhideWhenUsed="0" w:uiPriority="60" w:semiHidden="0" w:name="Light Shading Accent 4"/>
     <w:lsdException w:unhideWhenUsed="0" w:uiPriority="61" w:semiHidden="0" w:name="Light List Accent 4"/>
-    <w:lsdException w:unhideWhenUsed="0" w:uiPriority="62" w:semiHidden="0" w:name="Light Grid Accent 4"/>
-    <w:lsdException w:unhideWhenUsed="0" w:uiPriority="63" w:semiHidden="0" w:name="Medium Shading 1 Accent 4"/>
+    <w:lsdException w:qFormat="1" w:unhideWhenUsed="0" w:uiPriority="62" w:semiHidden="0" w:name="Light Grid Accent 4"/>
+    <w:lsdException w:qFormat="1" w:unhideWhenUsed="0" w:uiPriority="63" w:semiHidden="0" w:name="Medium Shading 1 Accent 4"/>
     <w:lsdException w:unhideWhenUsed="0" w:uiPriority="64" w:semiHidden="0" w:name="Medium Shading 2 Accent 4"/>
     <w:lsdException w:unhideWhenUsed="0" w:uiPriority="65" w:semiHidden="0" w:name="Medium List 1 Accent 4"/>
     <w:lsdException w:unhideWhenUsed="0" w:uiPriority="66" w:semiHidden="0" w:name="Medium List 2 Accent 4"/>
-    <w:lsdException w:unhideWhenUsed="0" w:uiPriority="67" w:semiHidden="0" w:name="Medium Grid 1 Accent 4"/>
+    <w:lsdException w:qFormat="1" w:unhideWhenUsed="0" w:uiPriority="67" w:semiHidden="0" w:name="Medium Grid 1 Accent 4"/>
     <w:lsdException w:unhideWhenUsed="0" w:uiPriority="68" w:semiHidden="0" w:name="Medium Grid 2 Accent 4"/>
-    <w:lsdException w:unhideWhenUsed="0" w:uiPriority="69" w:semiHidden="0" w:name="Medium Grid 3 Accent 4"/>
+    <w:lsdException w:qFormat="1" w:unhideWhenUsed="0" w:uiPriority="69" w:semiHidden="0" w:name="Medium Grid 3 Accent 4"/>
     <w:lsdException w:qFormat="1" w:unhideWhenUsed="0" w:uiPriority="70" w:semiHidden="0" w:name="Dark List Accent 4"/>
     <w:lsdException w:unhideWhenUsed="0" w:uiPriority="71" w:semiHidden="0" w:name="Colorful Shading Accent 4"/>
-    <w:lsdException w:unhideWhenUsed="0" w:uiPriority="72" w:semiHidden="0" w:name="Colorful List Accent 4"/>
+    <w:lsdException w:qFormat="1" w:unhideWhenUsed="0" w:uiPriority="72" w:semiHidden="0" w:name="Colorful List Accent 4"/>
     <w:lsdException w:unhideWhenUsed="0" w:uiPriority="73" w:semiHidden="0" w:name="Colorful Grid Accent 4"/>
     <w:lsdException w:unhideWhenUsed="0" w:uiPriority="60" w:semiHidden="0" w:name="Light Shading Accent 5"/>
-    <w:lsdException w:unhideWhenUsed="0" w:uiPriority="61" w:semiHidden="0" w:name="Light List Accent 5"/>
+    <w:lsdException w:qFormat="1" w:unhideWhenUsed="0" w:uiPriority="61" w:semiHidden="0" w:name="Light List Accent 5"/>
     <w:lsdException w:unhideWhenUsed="0" w:uiPriority="62" w:semiHidden="0" w:name="Light Grid Accent 5"/>
     <w:lsdException w:unhideWhenUsed="0" w:uiPriority="63" w:semiHidden="0" w:name="Medium Shading 1 Accent 5"/>
-    <w:lsdException w:unhideWhenUsed="0" w:uiPriority="64" w:semiHidden="0" w:name="Medium Shading 2 Accent 5"/>
+    <w:lsdException w:qFormat="1" w:unhideWhenUsed="0" w:uiPriority="64" w:semiHidden="0" w:name="Medium Shading 2 Accent 5"/>
     <w:lsdException w:unhideWhenUsed="0" w:uiPriority="65" w:semiHidden="0" w:name="Medium List 1 Accent 5"/>
     <w:lsdException w:unhideWhenUsed="0" w:uiPriority="66" w:semiHidden="0" w:name="Medium List 2 Accent 5"/>
     <w:lsdException w:unhideWhenUsed="0" w:uiPriority="67" w:semiHidden="0" w:name="Medium Grid 1 Accent 5"/>
@@ -15372,17 +15485,17 @@
     <w:lsdException w:unhideWhenUsed="0" w:uiPriority="60" w:semiHidden="0" w:name="Light Shading Accent 6"/>
     <w:lsdException w:unhideWhenUsed="0" w:uiPriority="61" w:semiHidden="0" w:name="Light List Accent 6"/>
     <w:lsdException w:unhideWhenUsed="0" w:uiPriority="62" w:semiHidden="0" w:name="Light Grid Accent 6"/>
-    <w:lsdException w:unhideWhenUsed="0" w:uiPriority="63" w:semiHidden="0" w:name="Medium Shading 1 Accent 6"/>
+    <w:lsdException w:qFormat="1" w:unhideWhenUsed="0" w:uiPriority="63" w:semiHidden="0" w:name="Medium Shading 1 Accent 6"/>
     <w:lsdException w:unhideWhenUsed="0" w:uiPriority="64" w:semiHidden="0" w:name="Medium Shading 2 Accent 6"/>
     <w:lsdException w:unhideWhenUsed="0" w:uiPriority="65" w:semiHidden="0" w:name="Medium List 1 Accent 6"/>
     <w:lsdException w:unhideWhenUsed="0" w:uiPriority="66" w:semiHidden="0" w:name="Medium List 2 Accent 6"/>
-    <w:lsdException w:unhideWhenUsed="0" w:uiPriority="67" w:semiHidden="0" w:name="Medium Grid 1 Accent 6"/>
+    <w:lsdException w:qFormat="1" w:unhideWhenUsed="0" w:uiPriority="67" w:semiHidden="0" w:name="Medium Grid 1 Accent 6"/>
     <w:lsdException w:unhideWhenUsed="0" w:uiPriority="68" w:semiHidden="0" w:name="Medium Grid 2 Accent 6"/>
     <w:lsdException w:unhideWhenUsed="0" w:uiPriority="69" w:semiHidden="0" w:name="Medium Grid 3 Accent 6"/>
     <w:lsdException w:qFormat="1" w:unhideWhenUsed="0" w:uiPriority="70" w:semiHidden="0" w:name="Dark List Accent 6"/>
-    <w:lsdException w:unhideWhenUsed="0" w:uiPriority="71" w:semiHidden="0" w:name="Colorful Shading Accent 6"/>
-    <w:lsdException w:unhideWhenUsed="0" w:uiPriority="72" w:semiHidden="0" w:name="Colorful List Accent 6"/>
-    <w:lsdException w:unhideWhenUsed="0" w:uiPriority="73" w:semiHidden="0" w:name="Colorful Grid Accent 6"/>
+    <w:lsdException w:qFormat="1" w:unhideWhenUsed="0" w:uiPriority="71" w:semiHidden="0" w:name="Colorful Shading Accent 6"/>
+    <w:lsdException w:qFormat="1" w:unhideWhenUsed="0" w:uiPriority="72" w:semiHidden="0" w:name="Colorful List Accent 6"/>
+    <w:lsdException w:qFormat="1" w:unhideWhenUsed="0" w:uiPriority="73" w:semiHidden="0" w:name="Colorful Grid Accent 6"/>
   </w:latentStyles>
   <w:style w:type="paragraph" w:default="1" w:styleId="1">
     <w:name w:val="Normal"/>
@@ -15661,6 +15774,7 @@
     <w:basedOn w:val="1"/>
     <w:link w:val="144"/>
     <w:unhideWhenUsed/>
+    <w:qFormat/>
     <w:uiPriority w:val="99"/>
     <w:pPr>
       <w:spacing w:after="120"/>
@@ -15671,6 +15785,7 @@
     <w:basedOn w:val="1"/>
     <w:link w:val="145"/>
     <w:unhideWhenUsed/>
+    <w:qFormat/>
     <w:uiPriority w:val="99"/>
     <w:pPr>
       <w:spacing w:after="120" w:line="480" w:lineRule="auto"/>
@@ -15681,6 +15796,7 @@
     <w:basedOn w:val="1"/>
     <w:link w:val="146"/>
     <w:unhideWhenUsed/>
+    <w:qFormat/>
     <w:uiPriority w:val="99"/>
     <w:pPr>
       <w:spacing w:after="120"/>
@@ -15758,6 +15874,7 @@
     <w:name w:val="List"/>
     <w:basedOn w:val="1"/>
     <w:unhideWhenUsed/>
+    <w:qFormat/>
     <w:uiPriority w:val="99"/>
     <w:pPr>
       <w:ind w:left="360" w:hanging="360"/>
@@ -15768,6 +15885,7 @@
     <w:name w:val="List 2"/>
     <w:basedOn w:val="1"/>
     <w:unhideWhenUsed/>
+    <w:qFormat/>
     <w:uiPriority w:val="99"/>
     <w:pPr>
       <w:ind w:left="720" w:hanging="360"/>
@@ -15778,6 +15896,7 @@
     <w:name w:val="List 3"/>
     <w:basedOn w:val="1"/>
     <w:unhideWhenUsed/>
+    <w:qFormat/>
     <w:uiPriority w:val="99"/>
     <w:pPr>
       <w:ind w:left="1080" w:hanging="360"/>
@@ -15788,6 +15907,7 @@
     <w:name w:val="List Bullet"/>
     <w:basedOn w:val="1"/>
     <w:unhideWhenUsed/>
+    <w:qFormat/>
     <w:uiPriority w:val="99"/>
     <w:pPr>
       <w:numPr>
@@ -15801,6 +15921,7 @@
     <w:name w:val="List Bullet 2"/>
     <w:basedOn w:val="1"/>
     <w:unhideWhenUsed/>
+    <w:qFormat/>
     <w:uiPriority w:val="99"/>
     <w:pPr>
       <w:numPr>
@@ -15814,6 +15935,7 @@
     <w:name w:val="List Bullet 3"/>
     <w:basedOn w:val="1"/>
     <w:unhideWhenUsed/>
+    <w:qFormat/>
     <w:uiPriority w:val="99"/>
     <w:pPr>
       <w:numPr>
@@ -16181,6 +16303,7 @@
   <w:style w:type="table" w:styleId="39">
     <w:name w:val="Light Shading Accent 2"/>
     <w:basedOn w:val="12"/>
+    <w:qFormat/>
     <w:uiPriority w:val="60"/>
     <w:pPr>
       <w:spacing w:after="0" w:line="240" w:lineRule="auto"/>
@@ -17081,6 +17204,7 @@
   <w:style w:type="table" w:styleId="49">
     <w:name w:val="Light List Accent 5"/>
     <w:basedOn w:val="12"/>
+    <w:qFormat/>
     <w:uiPriority w:val="61"/>
     <w:pPr>
       <w:spacing w:after="0" w:line="240" w:lineRule="auto"/>
@@ -17375,6 +17499,7 @@
   <w:style w:type="table" w:styleId="52">
     <w:name w:val="Light Grid Accent 1"/>
     <w:basedOn w:val="12"/>
+    <w:qFormat/>
     <w:uiPriority w:val="62"/>
     <w:pPr>
       <w:spacing w:after="0" w:line="240" w:lineRule="auto"/>
@@ -17495,6 +17620,7 @@
   <w:style w:type="table" w:styleId="53">
     <w:name w:val="Light Grid Accent 2"/>
     <w:basedOn w:val="12"/>
+    <w:qFormat/>
     <w:uiPriority w:val="62"/>
     <w:pPr>
       <w:spacing w:after="0" w:line="240" w:lineRule="auto"/>
@@ -17735,6 +17861,7 @@
   <w:style w:type="table" w:styleId="55">
     <w:name w:val="Light Grid Accent 4"/>
     <w:basedOn w:val="12"/>
+    <w:qFormat/>
     <w:uiPriority w:val="62"/>
     <w:pPr>
       <w:spacing w:after="0" w:line="240" w:lineRule="auto"/>
@@ -18398,6 +18525,7 @@
   <w:style w:type="table" w:styleId="61">
     <w:name w:val="Medium Shading 1 Accent 3"/>
     <w:basedOn w:val="12"/>
+    <w:qFormat/>
     <w:uiPriority w:val="63"/>
     <w:pPr>
       <w:spacing w:after="0" w:line="240" w:lineRule="auto"/>
@@ -18499,6 +18627,7 @@
   <w:style w:type="table" w:styleId="62">
     <w:name w:val="Medium Shading 1 Accent 4"/>
     <w:basedOn w:val="12"/>
+    <w:qFormat/>
     <w:uiPriority w:val="63"/>
     <w:pPr>
       <w:spacing w:after="0" w:line="240" w:lineRule="auto"/>
@@ -18701,6 +18830,7 @@
   <w:style w:type="table" w:styleId="64">
     <w:name w:val="Medium Shading 1 Accent 6"/>
     <w:basedOn w:val="12"/>
+    <w:qFormat/>
     <w:uiPriority w:val="63"/>
     <w:pPr>
       <w:spacing w:after="0" w:line="240" w:lineRule="auto"/>
@@ -18802,6 +18932,7 @@
   <w:style w:type="table" w:styleId="65">
     <w:name w:val="Medium Shading 2"/>
     <w:basedOn w:val="12"/>
+    <w:qFormat/>
     <w:uiPriority w:val="64"/>
     <w:pPr>
       <w:spacing w:after="0" w:line="240" w:lineRule="auto"/>
@@ -18961,6 +19092,7 @@
   <w:style w:type="table" w:styleId="66">
     <w:name w:val="Medium Shading 2 Accent 1"/>
     <w:basedOn w:val="12"/>
+    <w:qFormat/>
     <w:uiPriority w:val="64"/>
     <w:pPr>
       <w:spacing w:after="0" w:line="240" w:lineRule="auto"/>
@@ -19120,6 +19252,7 @@
   <w:style w:type="table" w:styleId="67">
     <w:name w:val="Medium Shading 2 Accent 2"/>
     <w:basedOn w:val="12"/>
+    <w:qFormat/>
     <w:uiPriority w:val="64"/>
     <w:pPr>
       <w:spacing w:after="0" w:line="240" w:lineRule="auto"/>
@@ -19279,6 +19412,7 @@
   <w:style w:type="table" w:styleId="68">
     <w:name w:val="Medium Shading 2 Accent 3"/>
     <w:basedOn w:val="12"/>
+    <w:qFormat/>
     <w:uiPriority w:val="64"/>
     <w:pPr>
       <w:spacing w:after="0" w:line="240" w:lineRule="auto"/>
@@ -19597,6 +19731,7 @@
   <w:style w:type="table" w:styleId="70">
     <w:name w:val="Medium Shading 2 Accent 5"/>
     <w:basedOn w:val="12"/>
+    <w:qFormat/>
     <w:uiPriority w:val="64"/>
     <w:pPr>
       <w:spacing w:after="0" w:line="240" w:lineRule="auto"/>
@@ -19915,6 +20050,7 @@
   <w:style w:type="table" w:styleId="72">
     <w:name w:val="Medium List 1"/>
     <w:basedOn w:val="12"/>
+    <w:qFormat/>
     <w:uiPriority w:val="65"/>
     <w:pPr>
       <w:spacing w:after="0" w:line="240" w:lineRule="auto"/>
@@ -20167,6 +20303,7 @@
   <w:style w:type="table" w:styleId="75">
     <w:name w:val="Medium List 1 Accent 3"/>
     <w:basedOn w:val="12"/>
+    <w:qFormat/>
     <w:uiPriority w:val="65"/>
     <w:pPr>
       <w:spacing w:after="0" w:line="240" w:lineRule="auto"/>
@@ -20503,6 +20640,7 @@
   <w:style w:type="table" w:styleId="79">
     <w:name w:val="Medium List 2"/>
     <w:basedOn w:val="12"/>
+    <w:qFormat/>
     <w:uiPriority w:val="66"/>
     <w:pPr>
       <w:spacing w:after="0" w:line="240" w:lineRule="auto"/>
@@ -20872,6 +21010,7 @@
   <w:style w:type="table" w:styleId="82">
     <w:name w:val="Medium List 2 Accent 3"/>
     <w:basedOn w:val="12"/>
+    <w:qFormat/>
     <w:uiPriority w:val="66"/>
     <w:pPr>
       <w:spacing w:after="0" w:line="240" w:lineRule="auto"/>
@@ -21364,6 +21503,7 @@
   <w:style w:type="table" w:styleId="86">
     <w:name w:val="Medium Grid 1"/>
     <w:basedOn w:val="12"/>
+    <w:qFormat/>
     <w:uiPriority w:val="67"/>
     <w:pPr>
       <w:spacing w:after="0" w:line="240" w:lineRule="auto"/>
@@ -21427,6 +21567,7 @@
   <w:style w:type="table" w:styleId="87">
     <w:name w:val="Medium Grid 1 Accent 1"/>
     <w:basedOn w:val="12"/>
+    <w:qFormat/>
     <w:uiPriority w:val="67"/>
     <w:pPr>
       <w:spacing w:after="0" w:line="240" w:lineRule="auto"/>
@@ -21553,6 +21694,7 @@
   <w:style w:type="table" w:styleId="89">
     <w:name w:val="Medium Grid 1 Accent 3"/>
     <w:basedOn w:val="12"/>
+    <w:qFormat/>
     <w:uiPriority w:val="67"/>
     <w:pPr>
       <w:spacing w:after="0" w:line="240" w:lineRule="auto"/>
@@ -21616,6 +21758,7 @@
   <w:style w:type="table" w:styleId="90">
     <w:name w:val="Medium Grid 1 Accent 4"/>
     <w:basedOn w:val="12"/>
+    <w:qFormat/>
     <w:uiPriority w:val="67"/>
     <w:pPr>
       <w:spacing w:after="0" w:line="240" w:lineRule="auto"/>
@@ -21742,6 +21885,7 @@
   <w:style w:type="table" w:styleId="92">
     <w:name w:val="Medium Grid 1 Accent 6"/>
     <w:basedOn w:val="12"/>
+    <w:qFormat/>
     <w:uiPriority w:val="67"/>
     <w:pPr>
       <w:spacing w:after="0" w:line="240" w:lineRule="auto"/>
@@ -21945,6 +22089,7 @@
   <w:style w:type="table" w:styleId="94">
     <w:name w:val="Medium Grid 2 Accent 1"/>
     <w:basedOn w:val="12"/>
+    <w:qFormat/>
     <w:uiPriority w:val="68"/>
     <w:pPr>
       <w:spacing w:after="0" w:line="240" w:lineRule="auto"/>
@@ -22225,6 +22370,7 @@
   <w:style w:type="table" w:styleId="96">
     <w:name w:val="Medium Grid 2 Accent 3"/>
     <w:basedOn w:val="12"/>
+    <w:qFormat/>
     <w:uiPriority w:val="68"/>
     <w:pPr>
       <w:spacing w:after="0" w:line="240" w:lineRule="auto"/>
@@ -22785,6 +22931,7 @@
   <w:style w:type="table" w:styleId="100">
     <w:name w:val="Medium Grid 3"/>
     <w:basedOn w:val="12"/>
+    <w:qFormat/>
     <w:uiPriority w:val="69"/>
     <w:pPr>
       <w:spacing w:after="0" w:line="240" w:lineRule="auto"/>
@@ -22936,6 +23083,7 @@
   <w:style w:type="table" w:styleId="101">
     <w:name w:val="Medium Grid 3 Accent 1"/>
     <w:basedOn w:val="12"/>
+    <w:qFormat/>
     <w:uiPriority w:val="69"/>
     <w:pPr>
       <w:spacing w:after="0" w:line="240" w:lineRule="auto"/>
@@ -23087,6 +23235,7 @@
   <w:style w:type="table" w:styleId="102">
     <w:name w:val="Medium Grid 3 Accent 2"/>
     <w:basedOn w:val="12"/>
+    <w:qFormat/>
     <w:uiPriority w:val="69"/>
     <w:pPr>
       <w:spacing w:after="0" w:line="240" w:lineRule="auto"/>
@@ -23389,6 +23538,7 @@
   <w:style w:type="table" w:styleId="104">
     <w:name w:val="Medium Grid 3 Accent 4"/>
     <w:basedOn w:val="12"/>
+    <w:qFormat/>
     <w:uiPriority w:val="69"/>
     <w:pPr>
       <w:spacing w:after="0" w:line="240" w:lineRule="auto"/>
@@ -23842,6 +23992,7 @@
   <w:style w:type="table" w:styleId="107">
     <w:name w:val="Dark List"/>
     <w:basedOn w:val="12"/>
+    <w:qFormat/>
     <w:uiPriority w:val="70"/>
     <w:pPr>
       <w:spacing w:after="0" w:line="240" w:lineRule="auto"/>
@@ -23953,6 +24104,7 @@
   <w:style w:type="table" w:styleId="108">
     <w:name w:val="Dark List Accent 1"/>
     <w:basedOn w:val="12"/>
+    <w:qFormat/>
     <w:uiPriority w:val="70"/>
     <w:pPr>
       <w:spacing w:after="0" w:line="240" w:lineRule="auto"/>
@@ -24176,6 +24328,7 @@
   <w:style w:type="table" w:styleId="110">
     <w:name w:val="Dark List Accent 3"/>
     <w:basedOn w:val="12"/>
+    <w:qFormat/>
     <w:uiPriority w:val="70"/>
     <w:pPr>
       <w:spacing w:after="0" w:line="240" w:lineRule="auto"/>
@@ -24623,6 +24776,7 @@
   <w:style w:type="table" w:styleId="114">
     <w:name w:val="Colorful Shading"/>
     <w:basedOn w:val="12"/>
+    <w:qFormat/>
     <w:uiPriority w:val="71"/>
     <w:pPr>
       <w:spacing w:after="0" w:line="240" w:lineRule="auto"/>
@@ -25456,6 +25610,7 @@
   <w:style w:type="table" w:styleId="120">
     <w:name w:val="Colorful Shading Accent 6"/>
     <w:basedOn w:val="12"/>
+    <w:qFormat/>
     <w:uiPriority w:val="71"/>
     <w:pPr>
       <w:spacing w:after="0" w:line="240" w:lineRule="auto"/>
@@ -25950,6 +26105,7 @@
   <w:style w:type="table" w:styleId="125">
     <w:name w:val="Colorful List Accent 4"/>
     <w:basedOn w:val="12"/>
+    <w:qFormat/>
     <w:uiPriority w:val="72"/>
     <w:pPr>
       <w:spacing w:after="0" w:line="240" w:lineRule="auto"/>
@@ -26126,6 +26282,7 @@
   <w:style w:type="table" w:styleId="127">
     <w:name w:val="Colorful List Accent 6"/>
     <w:basedOn w:val="12"/>
+    <w:qFormat/>
     <w:uiPriority w:val="72"/>
     <w:pPr>
       <w:spacing w:after="0" w:line="240" w:lineRule="auto"/>
@@ -26754,6 +26911,7 @@
   <w:style w:type="table" w:styleId="134">
     <w:name w:val="Colorful Grid Accent 6"/>
     <w:basedOn w:val="12"/>
+    <w:qFormat/>
     <w:uiPriority w:val="73"/>
     <w:pPr>
       <w:spacing w:after="0" w:line="240" w:lineRule="auto"/>
@@ -26852,6 +27010,7 @@
     <w:name w:val="Footer Char"/>
     <w:basedOn w:val="11"/>
     <w:link w:val="18"/>
+    <w:qFormat/>
     <w:uiPriority w:val="99"/>
   </w:style>
   <w:style w:type="paragraph" w:styleId="137">
@@ -26905,6 +27064,7 @@
     <w:name w:val="Heading 3 Char"/>
     <w:basedOn w:val="11"/>
     <w:link w:val="4"/>
+    <w:qFormat/>
     <w:uiPriority w:val="9"/>
     <w:rPr>
       <w:rFonts w:asciiTheme="majorHAnsi" w:hAnsiTheme="majorHAnsi" w:eastAsiaTheme="majorEastAsia" w:cstheme="majorBidi"/>
@@ -26978,6 +27138,7 @@
     <w:name w:val="Body Text 3 Char"/>
     <w:basedOn w:val="11"/>
     <w:link w:val="15"/>
+    <w:qFormat/>
     <w:uiPriority w:val="99"/>
     <w:rPr>
       <w:sz w:val="16"/>
@@ -27078,6 +27239,7 @@
     <w:basedOn w:val="11"/>
     <w:link w:val="8"/>
     <w:semiHidden/>
+    <w:qFormat/>
     <w:uiPriority w:val="9"/>
     <w:rPr>
       <w:rFonts w:asciiTheme="majorHAnsi" w:hAnsiTheme="majorHAnsi" w:eastAsiaTheme="majorEastAsia" w:cstheme="majorBidi"/>
